--- a/deliverables/qc_gap_analysis/DELIVER_2026-10-07_Word_Samples/CoQ-PP_26-008_P050012_GG_Gorilla_Glue_Grade_II.docx
+++ b/deliverables/qc_gap_analysis/DELIVER_2026-10-07_Word_Samples/CoQ-PP_26-008_P050012_GG_Gorilla_Glue_Grade_II.docx
@@ -7270,7 +7270,7 @@
     </w:p>
     <w:p>
       <w:pPr>
-        <w:framePr w:w="696" w:hRule="auto" w:wrap="none" w:vAnchor="page" w:hAnchor="page" w:x="10721" w:y="11404"/>
+        <w:framePr w:w="696" w:hRule="auto" w:wrap="none" w:vAnchor="page" w:hAnchor="page" w:x="10658" w:y="11404"/>
         <w:spacing w:before="0" w:after="0" w:line="100" w:lineRule="exact"/>
         <w:ind w:left="0" w:right="0" w:firstLine="0"/>
         <w:jc w:val="left"/>

--- a/deliverables/qc_gap_analysis/DELIVER_2026-10-07_Word_Samples/CoQ-PP_26-008_P050012_GG_Gorilla_Glue_Grade_II.docx
+++ b/deliverables/qc_gap_analysis/DELIVER_2026-10-07_Word_Samples/CoQ-PP_26-008_P050012_GG_Gorilla_Glue_Grade_II.docx
@@ -7493,6 +7493,40 @@
     </w:p>
     <w:p>
       <w:pPr>
+        <w:framePr w:w="575" w:hRule="auto" w:wrap="none" w:vAnchor="page" w:hAnchor="page" w:x="9363" w:y="11696"/>
+        <w:spacing w:before="0" w:after="0" w:line="100" w:lineRule="exact"/>
+        <w:ind w:left="0" w:right="0" w:firstLine="0"/>
+        <w:jc w:val="left"/>
+      </w:pPr>
+      <w:r>
+        <w:rPr>
+          <w:rFonts w:ascii="Roboto Condensed SemiBold" w:hAnsi="Roboto Condensed SemiBold" w:cs="Roboto Condensed SemiBold" w:eastAsia="Roboto Condensed SemiBold"/>
+          <w:b w:val="0"/>
+          <w:i/>
+          <w:color w:val="8C9BB0"/>
+          <w:spacing w:val="-2"/>
+          <w:kern w:val="0"/>
+          <w:sz w:val="10"/>
+          <w:szCs w:val="10"/>
+        </w:rPr>
+        <w:t>· 03.</w:t>
+      </w:r>
+      <w:r>
+        <w:rPr>
+          <w:rFonts w:ascii="Roboto Condensed SemiBold" w:hAnsi="Roboto Condensed SemiBold" w:cs="Roboto Condensed SemiBold" w:eastAsia="Roboto Condensed SemiBold"/>
+          <w:b w:val="0"/>
+          <w:i/>
+          <w:color w:val="8C9BB0"/>
+          <w:spacing w:val="-3"/>
+          <w:kern w:val="0"/>
+          <w:sz w:val="10"/>
+          <w:szCs w:val="10"/>
+        </w:rPr>
+        <w:t>06.2026</w:t>
+      </w:r>
+    </w:p>
+    <w:p>
+      <w:pPr>
         <w:framePr w:w="542" w:hRule="auto" w:wrap="none" w:vAnchor="page" w:hAnchor="page" w:x="10910" w:y="11701"/>
         <w:spacing w:before="0" w:after="0" w:line="110" w:lineRule="exact"/>
         <w:ind w:left="0" w:right="0" w:firstLine="0"/>
@@ -7725,6 +7759,40 @@
     </w:p>
     <w:p>
       <w:pPr>
+        <w:framePr w:w="575" w:hRule="auto" w:wrap="none" w:vAnchor="page" w:hAnchor="page" w:x="9243" w:y="11996"/>
+        <w:spacing w:before="0" w:after="0" w:line="100" w:lineRule="exact"/>
+        <w:ind w:left="0" w:right="0" w:firstLine="0"/>
+        <w:jc w:val="left"/>
+      </w:pPr>
+      <w:r>
+        <w:rPr>
+          <w:rFonts w:ascii="Roboto Condensed SemiBold" w:hAnsi="Roboto Condensed SemiBold" w:cs="Roboto Condensed SemiBold" w:eastAsia="Roboto Condensed SemiBold"/>
+          <w:b w:val="0"/>
+          <w:i/>
+          <w:color w:val="8C9BB0"/>
+          <w:spacing w:val="-2"/>
+          <w:kern w:val="0"/>
+          <w:sz w:val="10"/>
+          <w:szCs w:val="10"/>
+        </w:rPr>
+        <w:t>· 22.</w:t>
+      </w:r>
+      <w:r>
+        <w:rPr>
+          <w:rFonts w:ascii="Roboto Condensed SemiBold" w:hAnsi="Roboto Condensed SemiBold" w:cs="Roboto Condensed SemiBold" w:eastAsia="Roboto Condensed SemiBold"/>
+          <w:b w:val="0"/>
+          <w:i/>
+          <w:color w:val="8C9BB0"/>
+          <w:spacing w:val="-3"/>
+          <w:kern w:val="0"/>
+          <w:sz w:val="10"/>
+          <w:szCs w:val="10"/>
+        </w:rPr>
+        <w:t>05.2025</w:t>
+      </w:r>
+    </w:p>
+    <w:p>
+      <w:pPr>
         <w:framePr w:w="476" w:hRule="auto" w:wrap="none" w:vAnchor="page" w:hAnchor="page" w:x="10970" w:y="11986"/>
         <w:spacing w:before="0" w:after="0" w:line="110" w:lineRule="exact"/>
         <w:ind w:left="0" w:right="0" w:firstLine="0"/>
@@ -7983,6 +8051,40 @@
     </w:p>
     <w:p>
       <w:pPr>
+        <w:framePr w:w="575" w:hRule="auto" w:wrap="none" w:vAnchor="page" w:hAnchor="page" w:x="9303" w:y="12281"/>
+        <w:spacing w:before="0" w:after="0" w:line="100" w:lineRule="exact"/>
+        <w:ind w:left="0" w:right="0" w:firstLine="0"/>
+        <w:jc w:val="left"/>
+      </w:pPr>
+      <w:r>
+        <w:rPr>
+          <w:rFonts w:ascii="Roboto Condensed SemiBold" w:hAnsi="Roboto Condensed SemiBold" w:cs="Roboto Condensed SemiBold" w:eastAsia="Roboto Condensed SemiBold"/>
+          <w:b w:val="0"/>
+          <w:i/>
+          <w:color w:val="8C9BB0"/>
+          <w:spacing w:val="-2"/>
+          <w:kern w:val="0"/>
+          <w:sz w:val="10"/>
+          <w:szCs w:val="10"/>
+        </w:rPr>
+        <w:t>· 22.</w:t>
+      </w:r>
+      <w:r>
+        <w:rPr>
+          <w:rFonts w:ascii="Roboto Condensed SemiBold" w:hAnsi="Roboto Condensed SemiBold" w:cs="Roboto Condensed SemiBold" w:eastAsia="Roboto Condensed SemiBold"/>
+          <w:b w:val="0"/>
+          <w:i/>
+          <w:color w:val="8C9BB0"/>
+          <w:spacing w:val="-3"/>
+          <w:kern w:val="0"/>
+          <w:sz w:val="10"/>
+          <w:szCs w:val="10"/>
+        </w:rPr>
+        <w:t>05.2025</w:t>
+      </w:r>
+    </w:p>
+    <w:p>
+      <w:pPr>
         <w:framePr w:w="543" w:hRule="auto" w:wrap="none" w:vAnchor="page" w:hAnchor="page" w:x="8718" w:y="12392"/>
         <w:spacing w:before="0" w:after="0" w:line="100" w:lineRule="exact"/>
         <w:ind w:left="0" w:right="0" w:firstLine="0"/>
@@ -8013,6 +8115,40 @@
           <w:szCs w:val="10"/>
         </w:rPr>
         <w:t>72/2025</w:t>
+      </w:r>
+    </w:p>
+    <w:p>
+      <w:pPr>
+        <w:framePr w:w="575" w:hRule="auto" w:wrap="none" w:vAnchor="page" w:hAnchor="page" w:x="9258" w:y="12401"/>
+        <w:spacing w:before="0" w:after="0" w:line="100" w:lineRule="exact"/>
+        <w:ind w:left="0" w:right="0" w:firstLine="0"/>
+        <w:jc w:val="left"/>
+      </w:pPr>
+      <w:r>
+        <w:rPr>
+          <w:rFonts w:ascii="Roboto Condensed SemiBold" w:hAnsi="Roboto Condensed SemiBold" w:cs="Roboto Condensed SemiBold" w:eastAsia="Roboto Condensed SemiBold"/>
+          <w:b w:val="0"/>
+          <w:i/>
+          <w:color w:val="8C9BB0"/>
+          <w:spacing w:val="-2"/>
+          <w:kern w:val="0"/>
+          <w:sz w:val="10"/>
+          <w:szCs w:val="10"/>
+        </w:rPr>
+        <w:t>· 30.</w:t>
+      </w:r>
+      <w:r>
+        <w:rPr>
+          <w:rFonts w:ascii="Roboto Condensed SemiBold" w:hAnsi="Roboto Condensed SemiBold" w:cs="Roboto Condensed SemiBold" w:eastAsia="Roboto Condensed SemiBold"/>
+          <w:b w:val="0"/>
+          <w:i/>
+          <w:color w:val="8C9BB0"/>
+          <w:spacing w:val="-3"/>
+          <w:kern w:val="0"/>
+          <w:sz w:val="10"/>
+          <w:szCs w:val="10"/>
+        </w:rPr>
+        <w:t>05.2025</w:t>
       </w:r>
     </w:p>
     <w:p>
